--- a/0-all/1-2025-2026/2-second-semester/7-G-7/13-week-13-/4-worksheet/Computer Worksheet G7 W13 (Answer).docx
+++ b/0-all/1-2025-2026/2-second-semester/7-G-7/13-week-13-/4-worksheet/Computer Worksheet G7 W13 (Answer).docx
@@ -417,29 +417,7 @@
           <w:sz w:val="36"/>
           <w:szCs w:val="36"/>
         </w:rPr>
-        <w:t xml:space="preserve">heet No. </w:t>
-      </w:r>
-      <w:proofErr w:type="gramStart"/>
-      <w:r>
-        <w:rPr>
-          <w:rFonts w:ascii="Lucida Bright" w:hAnsi="Lucida Bright"/>
-          <w:b/>
-          <w:bCs/>
-          <w:sz w:val="36"/>
-          <w:szCs w:val="36"/>
-        </w:rPr>
-        <w:t xml:space="preserve">(  </w:t>
-      </w:r>
-      <w:proofErr w:type="gramEnd"/>
-      <w:r>
-        <w:rPr>
-          <w:rFonts w:ascii="Lucida Bright" w:hAnsi="Lucida Bright"/>
-          <w:b/>
-          <w:bCs/>
-          <w:sz w:val="36"/>
-          <w:szCs w:val="36"/>
-        </w:rPr>
-        <w:t xml:space="preserve">  </w:t>
+        <w:t xml:space="preserve">heet No. (    </w:t>
       </w:r>
       <w:r>
         <w:rPr>
@@ -459,20 +437,8 @@
           <w:sz w:val="36"/>
           <w:szCs w:val="36"/>
         </w:rPr>
-        <w:t xml:space="preserve"> </w:t>
+        <w:t xml:space="preserve">   )</w:t>
       </w:r>
-      <w:proofErr w:type="gramStart"/>
-      <w:r>
-        <w:rPr>
-          <w:rFonts w:ascii="Lucida Bright" w:hAnsi="Lucida Bright"/>
-          <w:b/>
-          <w:bCs/>
-          <w:sz w:val="36"/>
-          <w:szCs w:val="36"/>
-        </w:rPr>
-        <w:t xml:space="preserve">  )</w:t>
-      </w:r>
-      <w:proofErr w:type="gramEnd"/>
       <w:r>
         <w:rPr>
           <w:rFonts w:ascii="Lucida Bright" w:hAnsi="Lucida Bright"/>
@@ -537,7 +503,6 @@
         </w:rPr>
         <w:t xml:space="preserve"> </w:t>
       </w:r>
-      <w:proofErr w:type="gramStart"/>
       <w:r>
         <w:rPr>
           <w:rFonts w:ascii="Lucida Bright" w:hAnsi="Lucida Bright"/>
@@ -546,18 +511,7 @@
           <w:sz w:val="36"/>
           <w:szCs w:val="36"/>
         </w:rPr>
-        <w:t>write</w:t>
-      </w:r>
-      <w:proofErr w:type="gramEnd"/>
-      <w:r>
-        <w:rPr>
-          <w:rFonts w:ascii="Lucida Bright" w:hAnsi="Lucida Bright"/>
-          <w:b/>
-          <w:bCs/>
-          <w:sz w:val="36"/>
-          <w:szCs w:val="36"/>
-        </w:rPr>
-        <w:t xml:space="preserve"> the correct name of each part</w:t>
+        <w:t>write the correct name of each part</w:t>
       </w:r>
       <w:r>
         <w:rPr>
@@ -710,7 +664,7 @@
           <w:szCs w:val="36"/>
         </w:rPr>
         <w:drawing>
-          <wp:anchor distT="0" distB="0" distL="114300" distR="114300" simplePos="0" relativeHeight="251659264" behindDoc="1" locked="0" layoutInCell="1" allowOverlap="1" wp14:anchorId="084F4A82" wp14:editId="1AD40B23">
+          <wp:anchor distT="0" distB="0" distL="114300" distR="114300" simplePos="0" relativeHeight="251654144" behindDoc="1" locked="0" layoutInCell="1" allowOverlap="1" wp14:anchorId="084F4A82" wp14:editId="1AD40B23">
             <wp:simplePos x="0" y="0"/>
             <wp:positionH relativeFrom="column">
               <wp:posOffset>4919133</wp:posOffset>
@@ -773,7 +727,7 @@
           <w:szCs w:val="36"/>
         </w:rPr>
         <w:drawing>
-          <wp:anchor distT="0" distB="0" distL="114300" distR="114300" simplePos="0" relativeHeight="251667456" behindDoc="1" locked="0" layoutInCell="1" allowOverlap="1" wp14:anchorId="6CA41461" wp14:editId="02262BC2">
+          <wp:anchor distT="0" distB="0" distL="114300" distR="114300" simplePos="0" relativeHeight="251655168" behindDoc="1" locked="0" layoutInCell="1" allowOverlap="1" wp14:anchorId="6CA41461" wp14:editId="02262BC2">
             <wp:simplePos x="0" y="0"/>
             <wp:positionH relativeFrom="column">
               <wp:posOffset>847</wp:posOffset>
@@ -851,6 +805,383 @@
       <w:r>
         <w:rPr>
           <w:rFonts w:ascii="Lucida Bright" w:hAnsi="Lucida Bright"/>
+          <w:b/>
+          <w:bCs/>
+          <w:noProof/>
+          <w:sz w:val="36"/>
+          <w:szCs w:val="36"/>
+          <w:u w:val="single"/>
+        </w:rPr>
+        <mc:AlternateContent>
+          <mc:Choice Requires="wps">
+            <w:drawing>
+              <wp:anchor distT="45720" distB="45720" distL="114300" distR="114300" simplePos="0" relativeHeight="251661312" behindDoc="0" locked="0" layoutInCell="1" allowOverlap="1" wp14:anchorId="1185E9EC" wp14:editId="4A3BD397">
+                <wp:simplePos x="0" y="0"/>
+                <wp:positionH relativeFrom="column">
+                  <wp:posOffset>2029460</wp:posOffset>
+                </wp:positionH>
+                <wp:positionV relativeFrom="paragraph">
+                  <wp:posOffset>3569124</wp:posOffset>
+                </wp:positionV>
+                <wp:extent cx="2360930" cy="1404620"/>
+                <wp:effectExtent l="0" t="0" r="19050" b="25400"/>
+                <wp:wrapNone/>
+                <wp:docPr id="1677008834" name="Text Box 2"/>
+                <wp:cNvGraphicFramePr>
+                  <a:graphicFrameLocks xmlns:a="http://schemas.openxmlformats.org/drawingml/2006/main"/>
+                </wp:cNvGraphicFramePr>
+                <a:graphic xmlns:a="http://schemas.openxmlformats.org/drawingml/2006/main">
+                  <a:graphicData uri="http://schemas.microsoft.com/office/word/2010/wordprocessingShape">
+                    <wps:wsp>
+                      <wps:cNvSpPr txBox="1">
+                        <a:spLocks noChangeArrowheads="1"/>
+                      </wps:cNvSpPr>
+                      <wps:spPr bwMode="auto">
+                        <a:xfrm>
+                          <a:off x="0" y="0"/>
+                          <a:ext cx="2360930" cy="1404620"/>
+                        </a:xfrm>
+                        <a:prstGeom prst="rect">
+                          <a:avLst/>
+                        </a:prstGeom>
+                        <a:noFill/>
+                        <a:ln w="9525">
+                          <a:solidFill>
+                            <a:srgbClr val="000000"/>
+                          </a:solidFill>
+                          <a:miter lim="800000"/>
+                          <a:headEnd/>
+                          <a:tailEnd/>
+                        </a:ln>
+                      </wps:spPr>
+                      <wps:txbx>
+                        <w:txbxContent>
+                          <w:p>
+                            <w:pPr>
+                              <w:bidi w:val="0"/>
+                              <w:jc w:val="center"/>
+                              <w:rPr>
+                                <w:rFonts w:ascii="Lucida Bright" w:hAnsi="Lucida Bright"/>
+                                <w:b/>
+                                <w:bCs/>
+                                <w:sz w:val="52"/>
+                                <w:szCs w:val="52"/>
+                              </w:rPr>
+                            </w:pPr>
+                            <w:r>
+                              <w:rPr>
+                                <w:rFonts w:ascii="Lucida Bright" w:hAnsi="Lucida Bright"/>
+                                <w:b/>
+                                <w:bCs/>
+                                <w:sz w:val="52"/>
+                                <w:szCs w:val="52"/>
+                              </w:rPr>
+                              <w:t>LDR</w:t>
+                            </w:r>
+                          </w:p>
+                        </w:txbxContent>
+                      </wps:txbx>
+                      <wps:bodyPr rot="0" vert="horz" wrap="square" lIns="91440" tIns="45720" rIns="91440" bIns="45720" anchor="t" anchorCtr="0">
+                        <a:spAutoFit/>
+                      </wps:bodyPr>
+                    </wps:wsp>
+                  </a:graphicData>
+                </a:graphic>
+                <wp14:sizeRelH relativeFrom="margin">
+                  <wp14:pctWidth>40000</wp14:pctWidth>
+                </wp14:sizeRelH>
+                <wp14:sizeRelV relativeFrom="margin">
+                  <wp14:pctHeight>20000</wp14:pctHeight>
+                </wp14:sizeRelV>
+              </wp:anchor>
+            </w:drawing>
+          </mc:Choice>
+          <mc:Fallback>
+            <w:pict>
+              <v:shapetype w14:anchorId="1185E9EC" id="_x0000_t202" coordsize="21600,21600" o:spt="202" path="m,l,21600r21600,l21600,xe">
+                <v:stroke joinstyle="miter"/>
+                <v:path gradientshapeok="t" o:connecttype="rect"/>
+              </v:shapetype>
+              <v:shape id="Text Box 2" o:spid="_x0000_s1026" type="#_x0000_t202" style="position:absolute;margin-left:159.8pt;margin-top:281.05pt;width:185.9pt;height:110.6pt;z-index:251661312;visibility:visible;mso-wrap-style:square;mso-width-percent:400;mso-height-percent:200;mso-wrap-distance-left:9pt;mso-wrap-distance-top:3.6pt;mso-wrap-distance-right:9pt;mso-wrap-distance-bottom:3.6pt;mso-position-horizontal:absolute;mso-position-horizontal-relative:text;mso-position-vertical:absolute;mso-position-vertical-relative:text;mso-width-percent:400;mso-height-percent:200;mso-width-relative:margin;mso-height-relative:margin;v-text-anchor:top" o:gfxdata="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" filled="f">
+                <v:textbox style="mso-fit-shape-to-text:t">
+                  <w:txbxContent>
+                    <w:p>
+                      <w:pPr>
+                        <w:bidi w:val="0"/>
+                        <w:jc w:val="center"/>
+                        <w:rPr>
+                          <w:rFonts w:ascii="Lucida Bright" w:hAnsi="Lucida Bright"/>
+                          <w:b/>
+                          <w:bCs/>
+                          <w:sz w:val="52"/>
+                          <w:szCs w:val="52"/>
+                        </w:rPr>
+                      </w:pPr>
+                      <w:r>
+                        <w:rPr>
+                          <w:rFonts w:ascii="Lucida Bright" w:hAnsi="Lucida Bright"/>
+                          <w:b/>
+                          <w:bCs/>
+                          <w:sz w:val="52"/>
+                          <w:szCs w:val="52"/>
+                        </w:rPr>
+                        <w:t>LDR</w:t>
+                      </w:r>
+                    </w:p>
+                  </w:txbxContent>
+                </v:textbox>
+              </v:shape>
+            </w:pict>
+          </mc:Fallback>
+        </mc:AlternateContent>
+      </w:r>
+      <w:r>
+        <w:rPr>
+          <w:rFonts w:ascii="Lucida Bright" w:hAnsi="Lucida Bright"/>
+          <w:b/>
+          <w:bCs/>
+          <w:noProof/>
+          <w:sz w:val="36"/>
+          <w:szCs w:val="36"/>
+          <w:u w:val="single"/>
+        </w:rPr>
+        <mc:AlternateContent>
+          <mc:Choice Requires="wps">
+            <w:drawing>
+              <wp:anchor distT="45720" distB="45720" distL="114300" distR="114300" simplePos="0" relativeHeight="251660288" behindDoc="0" locked="0" layoutInCell="1" allowOverlap="1" wp14:anchorId="0D5642C6" wp14:editId="356B9C47">
+                <wp:simplePos x="0" y="0"/>
+                <wp:positionH relativeFrom="column">
+                  <wp:posOffset>4216400</wp:posOffset>
+                </wp:positionH>
+                <wp:positionV relativeFrom="paragraph">
+                  <wp:posOffset>1134322</wp:posOffset>
+                </wp:positionV>
+                <wp:extent cx="2360930" cy="1404620"/>
+                <wp:effectExtent l="0" t="0" r="19050" b="25400"/>
+                <wp:wrapNone/>
+                <wp:docPr id="1304241531" name="Text Box 2"/>
+                <wp:cNvGraphicFramePr>
+                  <a:graphicFrameLocks xmlns:a="http://schemas.openxmlformats.org/drawingml/2006/main"/>
+                </wp:cNvGraphicFramePr>
+                <a:graphic xmlns:a="http://schemas.openxmlformats.org/drawingml/2006/main">
+                  <a:graphicData uri="http://schemas.microsoft.com/office/word/2010/wordprocessingShape">
+                    <wps:wsp>
+                      <wps:cNvSpPr txBox="1">
+                        <a:spLocks noChangeArrowheads="1"/>
+                      </wps:cNvSpPr>
+                      <wps:spPr bwMode="auto">
+                        <a:xfrm>
+                          <a:off x="0" y="0"/>
+                          <a:ext cx="2360930" cy="1404620"/>
+                        </a:xfrm>
+                        <a:prstGeom prst="rect">
+                          <a:avLst/>
+                        </a:prstGeom>
+                        <a:noFill/>
+                        <a:ln w="9525">
+                          <a:solidFill>
+                            <a:srgbClr val="000000"/>
+                          </a:solidFill>
+                          <a:miter lim="800000"/>
+                          <a:headEnd/>
+                          <a:tailEnd/>
+                        </a:ln>
+                      </wps:spPr>
+                      <wps:txbx>
+                        <w:txbxContent>
+                          <w:p>
+                            <w:pPr>
+                              <w:bidi w:val="0"/>
+                              <w:jc w:val="center"/>
+                              <w:rPr>
+                                <w:rFonts w:ascii="Lucida Bright" w:hAnsi="Lucida Bright"/>
+                                <w:b/>
+                                <w:bCs/>
+                                <w:sz w:val="52"/>
+                                <w:szCs w:val="52"/>
+                              </w:rPr>
+                            </w:pPr>
+                            <w:r>
+                              <w:rPr>
+                                <w:rFonts w:ascii="Lucida Bright" w:hAnsi="Lucida Bright"/>
+                                <w:b/>
+                                <w:bCs/>
+                                <w:sz w:val="52"/>
+                                <w:szCs w:val="52"/>
+                              </w:rPr>
+                              <w:t>LDR SENSOR</w:t>
+                            </w:r>
+                          </w:p>
+                        </w:txbxContent>
+                      </wps:txbx>
+                      <wps:bodyPr rot="0" vert="horz" wrap="square" lIns="91440" tIns="45720" rIns="91440" bIns="45720" anchor="t" anchorCtr="0">
+                        <a:spAutoFit/>
+                      </wps:bodyPr>
+                    </wps:wsp>
+                  </a:graphicData>
+                </a:graphic>
+                <wp14:sizeRelH relativeFrom="margin">
+                  <wp14:pctWidth>40000</wp14:pctWidth>
+                </wp14:sizeRelH>
+                <wp14:sizeRelV relativeFrom="margin">
+                  <wp14:pctHeight>20000</wp14:pctHeight>
+                </wp14:sizeRelV>
+              </wp:anchor>
+            </w:drawing>
+          </mc:Choice>
+          <mc:Fallback>
+            <w:pict>
+              <v:shape w14:anchorId="0D5642C6" id="_x0000_s1027" type="#_x0000_t202" style="position:absolute;margin-left:332pt;margin-top:89.3pt;width:185.9pt;height:110.6pt;z-index:251660288;visibility:visible;mso-wrap-style:square;mso-width-percent:400;mso-height-percent:200;mso-wrap-distance-left:9pt;mso-wrap-distance-top:3.6pt;mso-wrap-distance-right:9pt;mso-wrap-distance-bottom:3.6pt;mso-position-horizontal:absolute;mso-position-horizontal-relative:text;mso-position-vertical:absolute;mso-position-vertical-relative:text;mso-width-percent:400;mso-height-percent:200;mso-width-relative:margin;mso-height-relative:margin;v-text-anchor:top" o:gfxdata="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" filled="f">
+                <v:textbox style="mso-fit-shape-to-text:t">
+                  <w:txbxContent>
+                    <w:p>
+                      <w:pPr>
+                        <w:bidi w:val="0"/>
+                        <w:jc w:val="center"/>
+                        <w:rPr>
+                          <w:rFonts w:ascii="Lucida Bright" w:hAnsi="Lucida Bright"/>
+                          <w:b/>
+                          <w:bCs/>
+                          <w:sz w:val="52"/>
+                          <w:szCs w:val="52"/>
+                        </w:rPr>
+                      </w:pPr>
+                      <w:r>
+                        <w:rPr>
+                          <w:rFonts w:ascii="Lucida Bright" w:hAnsi="Lucida Bright"/>
+                          <w:b/>
+                          <w:bCs/>
+                          <w:sz w:val="52"/>
+                          <w:szCs w:val="52"/>
+                        </w:rPr>
+                        <w:t>LDR SENSOR</w:t>
+                      </w:r>
+                    </w:p>
+                  </w:txbxContent>
+                </v:textbox>
+              </v:shape>
+            </w:pict>
+          </mc:Fallback>
+        </mc:AlternateContent>
+      </w:r>
+      <w:r>
+        <w:rPr>
+          <w:rFonts w:ascii="Lucida Bright" w:hAnsi="Lucida Bright"/>
+          <w:b/>
+          <w:bCs/>
+          <w:noProof/>
+          <w:sz w:val="36"/>
+          <w:szCs w:val="36"/>
+          <w:u w:val="single"/>
+        </w:rPr>
+        <mc:AlternateContent>
+          <mc:Choice Requires="wps">
+            <w:drawing>
+              <wp:anchor distT="45720" distB="45720" distL="114300" distR="114300" simplePos="0" relativeHeight="251658240" behindDoc="0" locked="0" layoutInCell="1" allowOverlap="1" wp14:anchorId="051257D4" wp14:editId="2A267F84">
+                <wp:simplePos x="0" y="0"/>
+                <wp:positionH relativeFrom="column">
+                  <wp:posOffset>-59690</wp:posOffset>
+                </wp:positionH>
+                <wp:positionV relativeFrom="paragraph">
+                  <wp:posOffset>1073785</wp:posOffset>
+                </wp:positionV>
+                <wp:extent cx="2360930" cy="1404620"/>
+                <wp:effectExtent l="0" t="0" r="19050" b="25400"/>
+                <wp:wrapNone/>
+                <wp:docPr id="48432720" name="Text Box 2"/>
+                <wp:cNvGraphicFramePr>
+                  <a:graphicFrameLocks xmlns:a="http://schemas.openxmlformats.org/drawingml/2006/main"/>
+                </wp:cNvGraphicFramePr>
+                <a:graphic xmlns:a="http://schemas.openxmlformats.org/drawingml/2006/main">
+                  <a:graphicData uri="http://schemas.microsoft.com/office/word/2010/wordprocessingShape">
+                    <wps:wsp>
+                      <wps:cNvSpPr txBox="1">
+                        <a:spLocks noChangeArrowheads="1"/>
+                      </wps:cNvSpPr>
+                      <wps:spPr bwMode="auto">
+                        <a:xfrm>
+                          <a:off x="0" y="0"/>
+                          <a:ext cx="2360930" cy="1404620"/>
+                        </a:xfrm>
+                        <a:prstGeom prst="rect">
+                          <a:avLst/>
+                        </a:prstGeom>
+                        <a:noFill/>
+                        <a:ln w="9525">
+                          <a:solidFill>
+                            <a:srgbClr val="000000"/>
+                          </a:solidFill>
+                          <a:miter lim="800000"/>
+                          <a:headEnd/>
+                          <a:tailEnd/>
+                        </a:ln>
+                      </wps:spPr>
+                      <wps:txbx>
+                        <w:txbxContent>
+                          <w:p>
+                            <w:pPr>
+                              <w:bidi w:val="0"/>
+                              <w:jc w:val="center"/>
+                            </w:pPr>
+                            <w:r>
+                              <w:rPr>
+                                <w:rFonts w:ascii="Lucida Bright" w:hAnsi="Lucida Bright"/>
+                                <w:b/>
+                                <w:bCs/>
+                                <w:sz w:val="52"/>
+                                <w:szCs w:val="52"/>
+                              </w:rPr>
+                              <w:t>Breadboard</w:t>
+                            </w:r>
+                          </w:p>
+                        </w:txbxContent>
+                      </wps:txbx>
+                      <wps:bodyPr rot="0" vert="horz" wrap="square" lIns="91440" tIns="45720" rIns="91440" bIns="45720" anchor="t" anchorCtr="0">
+                        <a:spAutoFit/>
+                      </wps:bodyPr>
+                    </wps:wsp>
+                  </a:graphicData>
+                </a:graphic>
+                <wp14:sizeRelH relativeFrom="margin">
+                  <wp14:pctWidth>40000</wp14:pctWidth>
+                </wp14:sizeRelH>
+                <wp14:sizeRelV relativeFrom="margin">
+                  <wp14:pctHeight>20000</wp14:pctHeight>
+                </wp14:sizeRelV>
+              </wp:anchor>
+            </w:drawing>
+          </mc:Choice>
+          <mc:Fallback>
+            <w:pict>
+              <v:shape w14:anchorId="051257D4" id="_x0000_s1028" type="#_x0000_t202" style="position:absolute;margin-left:-4.7pt;margin-top:84.55pt;width:185.9pt;height:110.6pt;z-index:251658240;visibility:visible;mso-wrap-style:square;mso-width-percent:400;mso-height-percent:200;mso-wrap-distance-left:9pt;mso-wrap-distance-top:3.6pt;mso-wrap-distance-right:9pt;mso-wrap-distance-bottom:3.6pt;mso-position-horizontal:absolute;mso-position-horizontal-relative:text;mso-position-vertical:absolute;mso-position-vertical-relative:text;mso-width-percent:400;mso-height-percent:200;mso-width-relative:margin;mso-height-relative:margin;v-text-anchor:top" o:gfxdata="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" filled="f">
+                <v:textbox style="mso-fit-shape-to-text:t">
+                  <w:txbxContent>
+                    <w:p>
+                      <w:pPr>
+                        <w:bidi w:val="0"/>
+                        <w:jc w:val="center"/>
+                      </w:pPr>
+                      <w:r>
+                        <w:rPr>
+                          <w:rFonts w:ascii="Lucida Bright" w:hAnsi="Lucida Bright"/>
+                          <w:b/>
+                          <w:bCs/>
+                          <w:sz w:val="52"/>
+                          <w:szCs w:val="52"/>
+                        </w:rPr>
+                        <w:t>Breadboard</w:t>
+                      </w:r>
+                    </w:p>
+                  </w:txbxContent>
+                </v:textbox>
+              </v:shape>
+            </w:pict>
+          </mc:Fallback>
+        </mc:AlternateContent>
+      </w:r>
+      <w:r>
+        <w:rPr>
+          <w:rFonts w:ascii="Lucida Bright" w:hAnsi="Lucida Bright"/>
           <w:noProof/>
           <w:sz w:val="36"/>
           <w:szCs w:val="36"/>
@@ -970,7 +1301,7 @@
           </mc:Choice>
           <mc:Fallback>
             <w:pict>
-              <v:line w14:anchorId="41BFBA02" id="Straight Connector 8" o:spid="_x0000_s1026" style="position:absolute;left:0;text-align:left;z-index:251685888;visibility:visible;mso-wrap-style:square;mso-wrap-distance-left:9pt;mso-wrap-distance-top:0;mso-wrap-distance-right:9pt;mso-wrap-distance-bottom:0;mso-position-horizontal:absolute;mso-position-horizontal-relative:text;mso-position-vertical:absolute;mso-position-vertical-relative:text" from="336.5pt,133.35pt" to="551.85pt,133.35pt" o:gfxdata="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" strokecolor="black [3200]" strokeweight="3pt">
+              <v:line w14:anchorId="4E4B7480" id="Straight Connector 8" o:spid="_x0000_s1026" style="position:absolute;left:0;text-align:left;z-index:251685888;visibility:visible;mso-wrap-style:square;mso-wrap-distance-left:9pt;mso-wrap-distance-top:0;mso-wrap-distance-right:9pt;mso-wrap-distance-bottom:0;mso-position-horizontal:absolute;mso-position-horizontal-relative:text;mso-position-vertical:absolute;mso-position-vertical-relative:text" from="336.5pt,133.35pt" to="551.85pt,133.35pt" o:gfxdata="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" strokecolor="black [3200]" strokeweight="3pt">
                 <v:shadow on="t" color="black" opacity="22937f" origin=",.5" offset="0,.63889mm"/>
               </v:line>
             </w:pict>
@@ -1036,7 +1367,7 @@
           </mc:Choice>
           <mc:Fallback>
             <w:pict>
-              <v:line w14:anchorId="11CD5AB9" id="Straight Connector 8" o:spid="_x0000_s1026" style="position:absolute;left:0;text-align:left;z-index:251677696;visibility:visible;mso-wrap-style:square;mso-wrap-distance-left:9pt;mso-wrap-distance-top:0;mso-wrap-distance-right:9pt;mso-wrap-distance-bottom:0;mso-position-horizontal:absolute;mso-position-horizontal-relative:text;mso-position-vertical:absolute;mso-position-vertical-relative:text" from="152.75pt,328.35pt" to="368.1pt,328.35pt" o:gfxdata="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" strokecolor="black [3200]" strokeweight="3pt">
+              <v:line w14:anchorId="666D6A6F" id="Straight Connector 8" o:spid="_x0000_s1026" style="position:absolute;left:0;text-align:left;z-index:251677696;visibility:visible;mso-wrap-style:square;mso-wrap-distance-left:9pt;mso-wrap-distance-top:0;mso-wrap-distance-right:9pt;mso-wrap-distance-bottom:0;mso-position-horizontal:absolute;mso-position-horizontal-relative:text;mso-position-vertical:absolute;mso-position-vertical-relative:text" from="152.75pt,328.35pt" to="368.1pt,328.35pt" o:gfxdata="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" strokecolor="black [3200]" strokeweight="3pt">
                 <v:shadow on="t" color="black" opacity="22937f" origin=",.5" offset="0,.63889mm"/>
               </v:line>
             </w:pict>
@@ -1102,7 +1433,7 @@
           </mc:Choice>
           <mc:Fallback>
             <w:pict>
-              <v:line w14:anchorId="70102C18" id="Straight Connector 8" o:spid="_x0000_s1026" style="position:absolute;left:0;text-align:left;z-index:251670528;visibility:visible;mso-wrap-style:square;mso-wrap-distance-left:9pt;mso-wrap-distance-top:0;mso-wrap-distance-right:9pt;mso-wrap-distance-bottom:0;mso-position-horizontal:absolute;mso-position-horizontal-relative:text;mso-position-vertical:absolute;mso-position-vertical-relative:text" from="-5.3pt,133.35pt" to="210.05pt,133.35pt" o:gfxdata="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" strokecolor="black [3200]" strokeweight="3pt">
+              <v:line w14:anchorId="7BA127AA" id="Straight Connector 8" o:spid="_x0000_s1026" style="position:absolute;left:0;text-align:left;z-index:251670528;visibility:visible;mso-wrap-style:square;mso-wrap-distance-left:9pt;mso-wrap-distance-top:0;mso-wrap-distance-right:9pt;mso-wrap-distance-bottom:0;mso-position-horizontal:absolute;mso-position-horizontal-relative:text;mso-position-vertical:absolute;mso-position-vertical-relative:text" from="-5.3pt,133.35pt" to="210.05pt,133.35pt" o:gfxdata="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" strokecolor="black [3200]" strokeweight="3pt">
                 <v:shadow on="t" color="black" opacity="22937f" origin=",.5" offset="0,.63889mm"/>
               </v:line>
             </w:pict>
@@ -1204,11 +1535,7 @@
           </mc:Choice>
           <mc:Fallback>
             <w:pict>
-              <v:shapetype w14:anchorId="20D99B0E" id="_x0000_t202" coordsize="21600,21600" o:spt="202" path="m,l,21600r21600,l21600,xe">
-                <v:stroke joinstyle="miter"/>
-                <v:path gradientshapeok="t" o:connecttype="rect"/>
-              </v:shapetype>
-              <v:shape id="Text Box 2" o:spid="_x0000_s1026" type="#_x0000_t202" style="position:absolute;margin-left:153.5pt;margin-top:337.05pt;width:185.9pt;height:110.6pt;z-index:251631616;visibility:visible;mso-wrap-style:square;mso-width-percent:400;mso-height-percent:200;mso-wrap-distance-left:9pt;mso-wrap-distance-top:3.6pt;mso-wrap-distance-right:9pt;mso-wrap-distance-bottom:3.6pt;mso-position-horizontal:absolute;mso-position-horizontal-relative:text;mso-position-vertical:absolute;mso-position-vertical-relative:text;mso-width-percent:400;mso-height-percent:200;mso-width-relative:margin;mso-height-relative:margin;v-text-anchor:top" o:gfxdata="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">
+              <v:shape w14:anchorId="20D99B0E" id="_x0000_s1029" type="#_x0000_t202" style="position:absolute;margin-left:153.5pt;margin-top:337.05pt;width:185.9pt;height:110.6pt;z-index:251631616;visibility:visible;mso-wrap-style:square;mso-width-percent:400;mso-height-percent:200;mso-wrap-distance-left:9pt;mso-wrap-distance-top:3.6pt;mso-wrap-distance-right:9pt;mso-wrap-distance-bottom:3.6pt;mso-position-horizontal:absolute;mso-position-horizontal-relative:text;mso-position-vertical:absolute;mso-position-vertical-relative:text;mso-width-percent:400;mso-height-percent:200;mso-width-relative:margin;mso-height-relative:margin;v-text-anchor:top" o:gfxdata="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">
                 <v:textbox style="mso-fit-shape-to-text:t">
                   <w:txbxContent>
                     <w:p>
